--- a/architecture_improvements.docx
+++ b/architecture_improvements.docx
@@ -20,7 +20,7 @@
     <w:p>
       <w:r>
         <w:pict w14:anchorId="215E0077">
-          <v:rect id="_x0000_i1061" style="width:0;height:.75pt" o:hralign="center" o:hrstd="t" o:hr="t" fillcolor="#a0a0a0" stroked="f"/>
+          <v:rect id="_x0000_i1025" style="width:0;height:.75pt" o:hralign="center" o:hrstd="t" o:hr="t" fillcolor="#a0a0a0" stroked="f"/>
         </w:pict>
       </w:r>
     </w:p>
@@ -179,12 +179,21 @@
           <w:numId w:val="2"/>
         </w:numPr>
       </w:pPr>
-      <w:r>
-        <w:rPr>
-          <w:b/>
-          <w:bCs/>
-        </w:rPr>
-        <w:t>EfficientNet-based encoder</w:t>
+      <w:proofErr w:type="spellStart"/>
+      <w:r>
+        <w:rPr>
+          <w:b/>
+          <w:bCs/>
+        </w:rPr>
+        <w:t>EfficientNet</w:t>
+      </w:r>
+      <w:proofErr w:type="spellEnd"/>
+      <w:r>
+        <w:rPr>
+          <w:b/>
+          <w:bCs/>
+        </w:rPr>
+        <w:t>-based encoder</w:t>
       </w:r>
       <w:r>
         <w:t>: Replace simple encoder with pretrained backbone</w:t>
@@ -307,7 +316,7 @@
     <w:p>
       <w:r>
         <w:pict w14:anchorId="2E448EDA">
-          <v:rect id="_x0000_i1062" style="width:0;height:.75pt" o:hralign="center" o:hrstd="t" o:hr="t" fillcolor="#a0a0a0" stroked="f"/>
+          <v:rect id="_x0000_i1026" style="width:0;height:.75pt" o:hralign="center" o:hrstd="t" o:hr="t" fillcolor="#a0a0a0" stroked="f"/>
         </w:pict>
       </w:r>
     </w:p>
@@ -454,11 +463,25 @@
           <w:b/>
           <w:bCs/>
         </w:rPr>
-        <w:t>Lovasz-Softmax</w:t>
-      </w:r>
-      <w:r>
-        <w:t>: Direct optimization of IoU</w:t>
-      </w:r>
+        <w:t>Lovasz-</w:t>
+      </w:r>
+      <w:proofErr w:type="spellStart"/>
+      <w:r>
+        <w:rPr>
+          <w:b/>
+          <w:bCs/>
+        </w:rPr>
+        <w:t>Softmax</w:t>
+      </w:r>
+      <w:proofErr w:type="spellEnd"/>
+      <w:r>
+        <w:t xml:space="preserve">: Direct optimization of </w:t>
+      </w:r>
+      <w:proofErr w:type="spellStart"/>
+      <w:r>
+        <w:t>IoU</w:t>
+      </w:r>
+      <w:proofErr w:type="spellEnd"/>
     </w:p>
     <w:p>
       <w:pPr>
@@ -585,7 +608,15 @@
         </w:numPr>
       </w:pPr>
       <w:r>
-        <w:t>Boundary IoU (specifically edge accuracy)</w:t>
+        <w:t xml:space="preserve">Boundary </w:t>
+      </w:r>
+      <w:proofErr w:type="spellStart"/>
+      <w:r>
+        <w:t>IoU</w:t>
+      </w:r>
+      <w:proofErr w:type="spellEnd"/>
+      <w:r>
+        <w:t xml:space="preserve"> (specifically edge accuracy)</w:t>
       </w:r>
     </w:p>
     <w:p>
@@ -595,8 +626,13 @@
           <w:numId w:val="8"/>
         </w:numPr>
       </w:pPr>
-      <w:r>
-        <w:t>Hausdorff distance</w:t>
+      <w:proofErr w:type="spellStart"/>
+      <w:r>
+        <w:t>Hausdorff</w:t>
+      </w:r>
+      <w:proofErr w:type="spellEnd"/>
+      <w:r>
+        <w:t xml:space="preserve"> distance</w:t>
       </w:r>
     </w:p>
     <w:p>
@@ -613,7 +649,7 @@
     <w:p>
       <w:r>
         <w:pict w14:anchorId="17290ED3">
-          <v:rect id="_x0000_i1063" style="width:0;height:.75pt" o:hralign="center" o:hrstd="t" o:hr="t" fillcolor="#a0a0a0" stroked="f"/>
+          <v:rect id="_x0000_i1027" style="width:0;height:.75pt" o:hralign="center" o:hrstd="t" o:hr="t" fillcolor="#a0a0a0" stroked="f"/>
         </w:pict>
       </w:r>
     </w:p>
@@ -701,13 +737,31 @@
           <w:numId w:val="10"/>
         </w:numPr>
       </w:pPr>
-      <w:r>
-        <w:rPr>
-          <w:b/>
-          <w:bCs/>
-        </w:rPr>
-        <w:t>MixUp/CutMix</w:t>
-      </w:r>
+      <w:proofErr w:type="spellStart"/>
+      <w:r>
+        <w:rPr>
+          <w:b/>
+          <w:bCs/>
+        </w:rPr>
+        <w:t>MixUp</w:t>
+      </w:r>
+      <w:proofErr w:type="spellEnd"/>
+      <w:r>
+        <w:rPr>
+          <w:b/>
+          <w:bCs/>
+        </w:rPr>
+        <w:t>/</w:t>
+      </w:r>
+      <w:proofErr w:type="spellStart"/>
+      <w:r>
+        <w:rPr>
+          <w:b/>
+          <w:bCs/>
+        </w:rPr>
+        <w:t>CutMix</w:t>
+      </w:r>
+      <w:proofErr w:type="spellEnd"/>
       <w:r>
         <w:t>: Mix images and masks for regularization</w:t>
       </w:r>
@@ -727,7 +781,23 @@
         <w:t>Style Transfer</w:t>
       </w:r>
       <w:r>
-        <w:t>: Domain randomization (summer→winter, day→night)</w:t>
+        <w:t>: Domain randomization (</w:t>
+      </w:r>
+      <w:proofErr w:type="spellStart"/>
+      <w:r>
+        <w:t>summer→winter</w:t>
+      </w:r>
+      <w:proofErr w:type="spellEnd"/>
+      <w:r>
+        <w:t xml:space="preserve">, </w:t>
+      </w:r>
+      <w:proofErr w:type="spellStart"/>
+      <w:r>
+        <w:t>day→night</w:t>
+      </w:r>
+      <w:proofErr w:type="spellEnd"/>
+      <w:r>
+        <w:t>)</w:t>
       </w:r>
     </w:p>
     <w:p>
@@ -791,13 +861,31 @@
           <w:numId w:val="10"/>
         </w:numPr>
       </w:pPr>
-      <w:r>
-        <w:rPr>
-          <w:b/>
-          <w:bCs/>
-        </w:rPr>
-        <w:t>RandAugment/AutoAugment</w:t>
-      </w:r>
+      <w:proofErr w:type="spellStart"/>
+      <w:r>
+        <w:rPr>
+          <w:b/>
+          <w:bCs/>
+        </w:rPr>
+        <w:t>RandAugment</w:t>
+      </w:r>
+      <w:proofErr w:type="spellEnd"/>
+      <w:r>
+        <w:rPr>
+          <w:b/>
+          <w:bCs/>
+        </w:rPr>
+        <w:t>/</w:t>
+      </w:r>
+      <w:proofErr w:type="spellStart"/>
+      <w:r>
+        <w:rPr>
+          <w:b/>
+          <w:bCs/>
+        </w:rPr>
+        <w:t>AutoAugment</w:t>
+      </w:r>
+      <w:proofErr w:type="spellEnd"/>
       <w:r>
         <w:t>: Learn optimal augmentation policies</w:t>
       </w:r>
@@ -843,7 +931,15 @@
         <w:t>Novel contribution</w:t>
       </w:r>
       <w:r>
-        <w:t>: Create a "ForestGAN" for realistic synthetic forest images</w:t>
+        <w:t>: Create a "</w:t>
+      </w:r>
+      <w:proofErr w:type="spellStart"/>
+      <w:r>
+        <w:t>ForestGAN</w:t>
+      </w:r>
+      <w:proofErr w:type="spellEnd"/>
+      <w:r>
+        <w:t>" for realistic synthetic forest images</w:t>
       </w:r>
     </w:p>
     <w:p>
@@ -917,9 +1013,36 @@
       </w:r>
     </w:p>
     <w:p>
+      <w:pPr>
+        <w:rPr>
+          <w:vanish/>
+        </w:rPr>
+      </w:pPr>
+      <w:r>
+        <w:rPr>
+          <w:vanish/>
+        </w:rPr>
+        <w:t>Top of Form</w:t>
+      </w:r>
+    </w:p>
+    <w:p>
+      <w:pPr>
+        <w:rPr>
+          <w:vanish/>
+        </w:rPr>
+      </w:pPr>
+      <w:r>
+        <w:rPr>
+          <w:vanish/>
+        </w:rPr>
+        <w:t>Bottom of Form</w:t>
+      </w:r>
+    </w:p>
+    <w:p/>
+    <w:p>
       <w:r>
         <w:pict w14:anchorId="1D2A6F06">
-          <v:rect id="_x0000_i1064" style="width:0;height:.75pt" o:hralign="center" o:hrstd="t" o:hr="t" fillcolor="#a0a0a0" stroked="f"/>
+          <v:rect id="_x0000_i1028" style="width:0;height:.75pt" o:hralign="center" o:hrstd="t" o:hr="t" fillcolor="#a0a0a0" stroked="f"/>
         </w:pict>
       </w:r>
     </w:p>
@@ -944,8 +1067,17 @@
           <w:b/>
           <w:bCs/>
         </w:rPr>
-        <w:t>Team Member 4: Refinement &amp; Ensembling</w:t>
-      </w:r>
+        <w:t xml:space="preserve">Team Member 4: Refinement &amp; </w:t>
+      </w:r>
+      <w:proofErr w:type="spellStart"/>
+      <w:r>
+        <w:rPr>
+          <w:b/>
+          <w:bCs/>
+        </w:rPr>
+        <w:t>Ensembling</w:t>
+      </w:r>
+      <w:proofErr w:type="spellEnd"/>
     </w:p>
     <w:p>
       <w:pPr>
@@ -1029,6 +1161,7 @@
           <w:b/>
           <w:bCs/>
         </w:rPr>
+        <w:lastRenderedPageBreak/>
         <w:t>Ensemble Methods</w:t>
       </w:r>
       <w:r>
@@ -1043,7 +1176,6 @@
         </w:numPr>
       </w:pPr>
       <w:r>
-        <w:lastRenderedPageBreak/>
         <w:t>Bagging (different random seeds)</w:t>
       </w:r>
     </w:p>
@@ -1258,7 +1390,7 @@
     <w:p>
       <w:r>
         <w:pict w14:anchorId="7FF1FFC2">
-          <v:rect id="_x0000_i1065" style="width:0;height:.75pt" o:hralign="center" o:hrstd="t" o:hr="t" fillcolor="#a0a0a0" stroked="f"/>
+          <v:rect id="_x0000_i1029" style="width:0;height:.75pt" o:hralign="center" o:hrstd="t" o:hr="t" fillcolor="#a0a0a0" stroked="f"/>
         </w:pict>
       </w:r>
     </w:p>
@@ -1371,7 +1503,15 @@
         <w:t>Pyramid Pooling</w:t>
       </w:r>
       <w:r>
-        <w:t>: ASPP (Atrous Spatial Pyramid Pooling)</w:t>
+        <w:t>: ASPP (</w:t>
+      </w:r>
+      <w:proofErr w:type="spellStart"/>
+      <w:r>
+        <w:t>Atrous</w:t>
+      </w:r>
+      <w:proofErr w:type="spellEnd"/>
+      <w:r>
+        <w:t xml:space="preserve"> Spatial Pyramid Pooling)</w:t>
       </w:r>
     </w:p>
     <w:p>
@@ -1386,6 +1526,7 @@
           <w:b/>
           <w:bCs/>
         </w:rPr>
+        <w:lastRenderedPageBreak/>
         <w:t>Context Module</w:t>
       </w:r>
       <w:r>
@@ -1404,7 +1545,6 @@
           <w:b/>
           <w:bCs/>
         </w:rPr>
-        <w:lastRenderedPageBreak/>
         <w:t>Feature Pyramid Networks (FPN)</w:t>
       </w:r>
       <w:r>
@@ -1582,7 +1722,7 @@
     <w:p>
       <w:r>
         <w:pict w14:anchorId="01EDB9BB">
-          <v:rect id="_x0000_i1066" style="width:0;height:.75pt" o:hralign="center" o:hrstd="t" o:hr="t" fillcolor="#a0a0a0" stroked="f"/>
+          <v:rect id="_x0000_i1030" style="width:0;height:.75pt" o:hralign="center" o:hrstd="t" o:hr="t" fillcolor="#a0a0a0" stroked="f"/>
         </w:pict>
       </w:r>
     </w:p>
@@ -1709,8 +1849,14 @@
           <w:numId w:val="22"/>
         </w:numPr>
       </w:pPr>
-      <w:r>
-        <w:t>Ensembling all top variants</w:t>
+      <w:proofErr w:type="spellStart"/>
+      <w:r>
+        <w:lastRenderedPageBreak/>
+        <w:t>Ensembling</w:t>
+      </w:r>
+      <w:proofErr w:type="spellEnd"/>
+      <w:r>
+        <w:t xml:space="preserve"> all top variants</w:t>
       </w:r>
     </w:p>
     <w:p>
@@ -1721,9 +1867,13 @@
         </w:numPr>
       </w:pPr>
       <w:r>
-        <w:lastRenderedPageBreak/>
-        <w:t>Multi-scale + Post-processing</w:t>
-      </w:r>
+        <w:t xml:space="preserve">Multi-scale + </w:t>
+      </w:r>
+      <w:proofErr w:type="gramStart"/>
+      <w:r>
+        <w:t>Post-processing</w:t>
+      </w:r>
+      <w:proofErr w:type="gramEnd"/>
     </w:p>
     <w:p>
       <w:pPr>
@@ -4927,6 +5077,155 @@
     </w:lvl>
   </w:abstractNum>
   <w:abstractNum w:abstractNumId="21" w15:restartNumberingAfterBreak="0">
+    <w:nsid w:val="70506F77"/>
+    <w:multiLevelType w:val="multilevel"/>
+    <w:tmpl w:val="0AF0F274"/>
+    <w:lvl w:ilvl="0">
+      <w:start w:val="1"/>
+      <w:numFmt w:val="bullet"/>
+      <w:lvlText w:val=""/>
+      <w:lvlJc w:val="left"/>
+      <w:pPr>
+        <w:tabs>
+          <w:tab w:val="num" w:pos="720"/>
+        </w:tabs>
+        <w:ind w:left="720" w:hanging="360"/>
+      </w:pPr>
+      <w:rPr>
+        <w:rFonts w:ascii="Symbol" w:hAnsi="Symbol" w:hint="default"/>
+        <w:sz w:val="20"/>
+      </w:rPr>
+    </w:lvl>
+    <w:lvl w:ilvl="1" w:tentative="1">
+      <w:start w:val="1"/>
+      <w:numFmt w:val="bullet"/>
+      <w:lvlText w:val="o"/>
+      <w:lvlJc w:val="left"/>
+      <w:pPr>
+        <w:tabs>
+          <w:tab w:val="num" w:pos="1440"/>
+        </w:tabs>
+        <w:ind w:left="1440" w:hanging="360"/>
+      </w:pPr>
+      <w:rPr>
+        <w:rFonts w:ascii="Courier New" w:hAnsi="Courier New" w:hint="default"/>
+        <w:sz w:val="20"/>
+      </w:rPr>
+    </w:lvl>
+    <w:lvl w:ilvl="2" w:tentative="1">
+      <w:start w:val="1"/>
+      <w:numFmt w:val="bullet"/>
+      <w:lvlText w:val=""/>
+      <w:lvlJc w:val="left"/>
+      <w:pPr>
+        <w:tabs>
+          <w:tab w:val="num" w:pos="2160"/>
+        </w:tabs>
+        <w:ind w:left="2160" w:hanging="360"/>
+      </w:pPr>
+      <w:rPr>
+        <w:rFonts w:ascii="Wingdings" w:hAnsi="Wingdings" w:hint="default"/>
+        <w:sz w:val="20"/>
+      </w:rPr>
+    </w:lvl>
+    <w:lvl w:ilvl="3" w:tentative="1">
+      <w:start w:val="1"/>
+      <w:numFmt w:val="bullet"/>
+      <w:lvlText w:val=""/>
+      <w:lvlJc w:val="left"/>
+      <w:pPr>
+        <w:tabs>
+          <w:tab w:val="num" w:pos="2880"/>
+        </w:tabs>
+        <w:ind w:left="2880" w:hanging="360"/>
+      </w:pPr>
+      <w:rPr>
+        <w:rFonts w:ascii="Wingdings" w:hAnsi="Wingdings" w:hint="default"/>
+        <w:sz w:val="20"/>
+      </w:rPr>
+    </w:lvl>
+    <w:lvl w:ilvl="4" w:tentative="1">
+      <w:start w:val="1"/>
+      <w:numFmt w:val="bullet"/>
+      <w:lvlText w:val=""/>
+      <w:lvlJc w:val="left"/>
+      <w:pPr>
+        <w:tabs>
+          <w:tab w:val="num" w:pos="3600"/>
+        </w:tabs>
+        <w:ind w:left="3600" w:hanging="360"/>
+      </w:pPr>
+      <w:rPr>
+        <w:rFonts w:ascii="Wingdings" w:hAnsi="Wingdings" w:hint="default"/>
+        <w:sz w:val="20"/>
+      </w:rPr>
+    </w:lvl>
+    <w:lvl w:ilvl="5" w:tentative="1">
+      <w:start w:val="1"/>
+      <w:numFmt w:val="bullet"/>
+      <w:lvlText w:val=""/>
+      <w:lvlJc w:val="left"/>
+      <w:pPr>
+        <w:tabs>
+          <w:tab w:val="num" w:pos="4320"/>
+        </w:tabs>
+        <w:ind w:left="4320" w:hanging="360"/>
+      </w:pPr>
+      <w:rPr>
+        <w:rFonts w:ascii="Wingdings" w:hAnsi="Wingdings" w:hint="default"/>
+        <w:sz w:val="20"/>
+      </w:rPr>
+    </w:lvl>
+    <w:lvl w:ilvl="6" w:tentative="1">
+      <w:start w:val="1"/>
+      <w:numFmt w:val="bullet"/>
+      <w:lvlText w:val=""/>
+      <w:lvlJc w:val="left"/>
+      <w:pPr>
+        <w:tabs>
+          <w:tab w:val="num" w:pos="5040"/>
+        </w:tabs>
+        <w:ind w:left="5040" w:hanging="360"/>
+      </w:pPr>
+      <w:rPr>
+        <w:rFonts w:ascii="Wingdings" w:hAnsi="Wingdings" w:hint="default"/>
+        <w:sz w:val="20"/>
+      </w:rPr>
+    </w:lvl>
+    <w:lvl w:ilvl="7" w:tentative="1">
+      <w:start w:val="1"/>
+      <w:numFmt w:val="bullet"/>
+      <w:lvlText w:val=""/>
+      <w:lvlJc w:val="left"/>
+      <w:pPr>
+        <w:tabs>
+          <w:tab w:val="num" w:pos="5760"/>
+        </w:tabs>
+        <w:ind w:left="5760" w:hanging="360"/>
+      </w:pPr>
+      <w:rPr>
+        <w:rFonts w:ascii="Wingdings" w:hAnsi="Wingdings" w:hint="default"/>
+        <w:sz w:val="20"/>
+      </w:rPr>
+    </w:lvl>
+    <w:lvl w:ilvl="8" w:tentative="1">
+      <w:start w:val="1"/>
+      <w:numFmt w:val="bullet"/>
+      <w:lvlText w:val=""/>
+      <w:lvlJc w:val="left"/>
+      <w:pPr>
+        <w:tabs>
+          <w:tab w:val="num" w:pos="6480"/>
+        </w:tabs>
+        <w:ind w:left="6480" w:hanging="360"/>
+      </w:pPr>
+      <w:rPr>
+        <w:rFonts w:ascii="Wingdings" w:hAnsi="Wingdings" w:hint="default"/>
+        <w:sz w:val="20"/>
+      </w:rPr>
+    </w:lvl>
+  </w:abstractNum>
+  <w:abstractNum w:abstractNumId="22" w15:restartNumberingAfterBreak="0">
     <w:nsid w:val="7114496B"/>
     <w:multiLevelType w:val="multilevel"/>
     <w:tmpl w:val="8758B1E8"/>
@@ -5075,7 +5374,7 @@
       </w:rPr>
     </w:lvl>
   </w:abstractNum>
-  <w:abstractNum w:abstractNumId="22" w15:restartNumberingAfterBreak="0">
+  <w:abstractNum w:abstractNumId="23" w15:restartNumberingAfterBreak="0">
     <w:nsid w:val="76A44AD1"/>
     <w:multiLevelType w:val="multilevel"/>
     <w:tmpl w:val="F1D2B882"/>
@@ -5270,7 +5569,7 @@
     <w:abstractNumId w:val="14"/>
   </w:num>
   <w:num w:numId="16" w16cid:durableId="1267034957">
-    <w:abstractNumId w:val="21"/>
+    <w:abstractNumId w:val="22"/>
   </w:num>
   <w:num w:numId="17" w16cid:durableId="1476141199">
     <w:abstractNumId w:val="7"/>
@@ -5279,7 +5578,7 @@
     <w:abstractNumId w:val="13"/>
   </w:num>
   <w:num w:numId="19" w16cid:durableId="2109882593">
-    <w:abstractNumId w:val="22"/>
+    <w:abstractNumId w:val="23"/>
   </w:num>
   <w:num w:numId="20" w16cid:durableId="243300644">
     <w:abstractNumId w:val="4"/>
@@ -5292,6 +5591,9 @@
   </w:num>
   <w:num w:numId="23" w16cid:durableId="1833568674">
     <w:abstractNumId w:val="6"/>
+  </w:num>
+  <w:num w:numId="24" w16cid:durableId="2094742169">
+    <w:abstractNumId w:val="21"/>
   </w:num>
 </w:numbering>
 </file>
